--- a/docs/pitch/FineX — Tech Stack.docx
+++ b/docs/pitch/FineX — Tech Stack.docx
@@ -1237,7 +1237,7 @@
                 <w:sz w:val="19"/>
                 <w:szCs w:val="19"/>
               </w:rPr>
-              <w:t>15 tagged exchange wallets + 241 derived deposit addresses + 202 OFAC addresses</w:t>
+              <w:t>15 tagged exchange wallets + 241 derived deposit addresses + 334 OFAC-listed TRON addresses</w:t>
             </w:r>
           </w:p>
         </w:tc>
@@ -1262,7 +1262,7 @@
                 <w:sz w:val="19"/>
                 <w:szCs w:val="19"/>
               </w:rPr>
-              <w:t>458 labels in one in-memory map at startup</w:t>
+              <w:t>590 labels in one in-memory map at startup</w:t>
             </w:r>
           </w:p>
         </w:tc>
@@ -1298,7 +1298,7 @@
                 <w:sz w:val="19"/>
                 <w:szCs w:val="19"/>
               </w:rPr>
-              <w:t>Storage</w:t>
+              <w:t>Other chains</w:t>
             </w:r>
           </w:p>
         </w:tc>
@@ -1323,7 +1323,7 @@
                 <w:sz w:val="19"/>
                 <w:szCs w:val="19"/>
               </w:rPr>
-              <w:t>JSON files in data/, committed to git</w:t>
+              <w:t>709 more OFAC-listed addresses on 19 other assets, in data/sanctions-multichain.json</w:t>
             </w:r>
           </w:p>
         </w:tc>
@@ -1348,7 +1348,7 @@
                 <w:sz w:val="19"/>
                 <w:szCs w:val="19"/>
               </w:rPr>
-              <w:t>Nothing to provision, migrate or lose; the dataset is reviewable in the repo</w:t>
+              <w:t>An address from any chain OFAC covers is recognised by format and screened; only TRON is traced</w:t>
             </w:r>
           </w:p>
         </w:tc>
@@ -1384,7 +1384,7 @@
                 <w:sz w:val="19"/>
                 <w:szCs w:val="19"/>
               </w:rPr>
-              <w:t>Scoring</w:t>
+              <w:t>Storage</w:t>
             </w:r>
           </w:p>
         </w:tc>
@@ -1409,7 +1409,7 @@
                 <w:sz w:val="19"/>
                 <w:szCs w:val="19"/>
               </w:rPr>
-              <w:t>Six deterministic rules</w:t>
+              <w:t>JSON files in data/, committed to git</w:t>
             </w:r>
           </w:p>
         </w:tc>
@@ -1434,7 +1434,7 @@
                 <w:sz w:val="19"/>
                 <w:szCs w:val="19"/>
               </w:rPr>
-              <w:t>An asset-freezing tool cannot hand a court a black box</w:t>
+              <w:t>Nothing to provision, migrate or lose; the dataset is reviewable in the repo</w:t>
             </w:r>
           </w:p>
         </w:tc>
@@ -1470,7 +1470,7 @@
                 <w:sz w:val="19"/>
                 <w:szCs w:val="19"/>
               </w:rPr>
-              <w:t>Case summary</w:t>
+              <w:t>Scoring</w:t>
             </w:r>
           </w:p>
         </w:tc>
@@ -1495,7 +1495,7 @@
                 <w:sz w:val="19"/>
                 <w:szCs w:val="19"/>
               </w:rPr>
-              <w:t>Assembled from the trace's own computed figures</w:t>
+              <w:t>Six deterministic rules</w:t>
             </w:r>
           </w:p>
         </w:tc>
@@ -1520,7 +1520,7 @@
                 <w:sz w:val="19"/>
                 <w:szCs w:val="19"/>
               </w:rPr>
-              <w:t>No language model runs in this system at all</w:t>
+              <w:t>An asset-freezing tool cannot hand a court a black box</w:t>
             </w:r>
           </w:p>
         </w:tc>
@@ -1556,7 +1556,7 @@
                 <w:sz w:val="19"/>
                 <w:szCs w:val="19"/>
               </w:rPr>
-              <w:t>Metadata images</w:t>
+              <w:t>Case summary</w:t>
             </w:r>
           </w:p>
         </w:tc>
@@ -1581,7 +1581,7 @@
                 <w:sz w:val="19"/>
                 <w:szCs w:val="19"/>
               </w:rPr>
-              <w:t>next/og, generated at build</w:t>
+              <w:t>Assembled from the trace's own computed figures</w:t>
             </w:r>
           </w:p>
         </w:tc>
@@ -1606,7 +1606,7 @@
                 <w:sz w:val="19"/>
                 <w:szCs w:val="19"/>
               </w:rPr>
-              <w:t>Icons and link-preview card count their figures from data/</w:t>
+              <w:t>No language model runs in this system at all</w:t>
             </w:r>
           </w:p>
         </w:tc>
@@ -1642,7 +1642,7 @@
                 <w:sz w:val="19"/>
                 <w:szCs w:val="19"/>
               </w:rPr>
-              <w:t>Offline tooling</w:t>
+              <w:t>Metadata images</w:t>
             </w:r>
           </w:p>
         </w:tc>
@@ -1667,7 +1667,7 @@
                 <w:sz w:val="19"/>
                 <w:szCs w:val="19"/>
               </w:rPr>
-              <w:t>11 Node ESM scripts in scripts/</w:t>
+              <w:t>next/og, generated at build</w:t>
             </w:r>
           </w:p>
         </w:tc>
@@ -1692,7 +1692,7 @@
                 <w:sz w:val="19"/>
                 <w:szCs w:val="19"/>
               </w:rPr>
-              <w:t>Clustering, case capture, re-derivation, calibration, verification</w:t>
+              <w:t>Icons and link-preview card count their figures from data/</w:t>
             </w:r>
           </w:p>
         </w:tc>
@@ -1728,7 +1728,7 @@
                 <w:sz w:val="19"/>
                 <w:szCs w:val="19"/>
               </w:rPr>
-              <w:t>Hosting</w:t>
+              <w:t>Offline tooling</w:t>
             </w:r>
           </w:p>
         </w:tc>
@@ -1753,7 +1753,7 @@
                 <w:sz w:val="19"/>
                 <w:szCs w:val="19"/>
               </w:rPr>
-              <w:t>Render web service, free plan, from render.yaml</w:t>
+              <w:t>12 Node ESM scripts in scripts/</w:t>
             </w:r>
           </w:p>
         </w:tc>
@@ -1778,7 +1778,7 @@
                 <w:sz w:val="19"/>
                 <w:szCs w:val="19"/>
               </w:rPr>
-              <w:t>A live trace streams for up to a minute; a serverless timeout would cut it off</w:t>
+              <w:t>Clustering, case capture, re-derivation, calibration, verification, sanctions refresh</w:t>
             </w:r>
           </w:p>
         </w:tc>
@@ -1814,7 +1814,7 @@
                 <w:sz w:val="19"/>
                 <w:szCs w:val="19"/>
               </w:rPr>
-              <w:t>Configuration</w:t>
+              <w:t>Hosting</w:t>
             </w:r>
           </w:p>
         </w:tc>
@@ -1839,7 +1839,7 @@
                 <w:sz w:val="19"/>
                 <w:szCs w:val="19"/>
               </w:rPr>
-              <w:t>TRONGRID_API_KEY, DEMO_MODE, reported by GET /api/health</w:t>
+              <w:t>Render web service, free plan, from render.yaml</w:t>
             </w:r>
           </w:p>
         </w:tc>
@@ -1864,7 +1864,7 @@
                 <w:sz w:val="19"/>
                 <w:szCs w:val="19"/>
               </w:rPr>
-              <w:t>The deployment can be interrogated from outside the dashboard</w:t>
+              <w:t>A live trace streams for up to a minute; a serverless timeout would cut it off</w:t>
             </w:r>
           </w:p>
         </w:tc>
@@ -1900,6 +1900,92 @@
                 <w:sz w:val="19"/>
                 <w:szCs w:val="19"/>
               </w:rPr>
+              <w:t>Configuration</w:t>
+            </w:r>
+          </w:p>
+        </w:tc>
+        <w:tc>
+          <w:tcPr>
+            <w:tcW w:w="1625" w:type="dxa"/>
+            <w:tcMar>
+              <w:top w:w="90" w:type="dxa"/>
+              <w:left w:w="120" w:type="dxa"/>
+              <w:bottom w:w="90" w:type="dxa"/>
+              <w:right w:w="120" w:type="dxa"/>
+            </w:tcMar>
+          </w:tcPr>
+          <w:p>
+            <w:pPr>
+              <w:spacing w:line="260" w:lineRule="auto"/>
+            </w:pPr>
+            <w:r>
+              <w:rPr>
+                <w:rFonts w:ascii="Segoe UI" w:eastAsia="Segoe UI" w:hAnsi="Segoe UI" w:cs="Segoe UI"/>
+                <w:color w:val="1A1A1A"/>
+                <w:sz w:val="19"/>
+                <w:szCs w:val="19"/>
+              </w:rPr>
+              <w:t>TRONGRID_API_KEY, DEMO_MODE, reported by GET /api/health</w:t>
+            </w:r>
+          </w:p>
+        </w:tc>
+        <w:tc>
+          <w:tcPr>
+            <w:tcW w:w="5054" w:type="dxa"/>
+            <w:tcMar>
+              <w:top w:w="90" w:type="dxa"/>
+              <w:left w:w="120" w:type="dxa"/>
+              <w:bottom w:w="90" w:type="dxa"/>
+              <w:right w:w="120" w:type="dxa"/>
+            </w:tcMar>
+          </w:tcPr>
+          <w:p>
+            <w:pPr>
+              <w:spacing w:line="260" w:lineRule="auto"/>
+            </w:pPr>
+            <w:r>
+              <w:rPr>
+                <w:rFonts w:ascii="Segoe UI" w:eastAsia="Segoe UI" w:hAnsi="Segoe UI" w:cs="Segoe UI"/>
+                <w:color w:val="1A1A1A"/>
+                <w:sz w:val="19"/>
+                <w:szCs w:val="19"/>
+              </w:rPr>
+              <w:t>The deployment can be interrogated from outside the dashboard</w:t>
+            </w:r>
+          </w:p>
+        </w:tc>
+      </w:tr>
+      <w:tr>
+        <w:tblPrEx>
+          <w:tblCellMar>
+            <w:top w:w="0" w:type="dxa"/>
+            <w:bottom w:w="0" w:type="dxa"/>
+          </w:tblCellMar>
+        </w:tblPrEx>
+        <w:trPr>
+          <w:cantSplit/>
+        </w:trPr>
+        <w:tc>
+          <w:tcPr>
+            <w:tcW w:w="2347" w:type="dxa"/>
+            <w:tcMar>
+              <w:top w:w="90" w:type="dxa"/>
+              <w:left w:w="120" w:type="dxa"/>
+              <w:bottom w:w="90" w:type="dxa"/>
+              <w:right w:w="120" w:type="dxa"/>
+            </w:tcMar>
+          </w:tcPr>
+          <w:p>
+            <w:pPr>
+              <w:spacing w:line="260" w:lineRule="auto"/>
+            </w:pPr>
+            <w:r>
+              <w:rPr>
+                <w:rFonts w:ascii="Segoe UI" w:eastAsia="Segoe UI" w:hAnsi="Segoe UI" w:cs="Segoe UI"/>
+                <w:color w:val="1A1A1A"/>
+                <w:sz w:val="19"/>
+                <w:szCs w:val="19"/>
+              </w:rPr>
               <w:t>Quality gates</w:t>
             </w:r>
           </w:p>
@@ -2186,7 +2272,7 @@
           <w:sz w:val="16"/>
           <w:szCs w:val="16"/>
         </w:rPr>
-        <w:t xml:space="preserve">                  15 seeds · 241 deposit addresses · 202 sanctioned</w:t>
+        <w:t xml:space="preserve">                  15 seeds · 241 deposit addresses · 334 sanctioned</w:t>
       </w:r>
     </w:p>
     <w:p>
@@ -2267,7 +2353,7 @@
           <w:sz w:val="21"/>
           <w:szCs w:val="21"/>
         </w:rPr>
-        <w:t>Six endpoints:</w:t>
+        <w:t>Seven endpoints:</w:t>
       </w:r>
       <w:r>
         <w:rPr>
@@ -2276,7 +2362,7 @@
           <w:sz w:val="21"/>
           <w:szCs w:val="21"/>
         </w:rPr>
-        <w:t xml:space="preserve"> trace (POST), trace permalink (GET, replays one run exactly), transaction lookup, wallet profile, watch check, health.</w:t>
+        <w:t xml:space="preserve"> trace (POST), trace permalink (GET, replays one run exactly), transaction lookup, wallet profile, watch check, sanctions screening for any chain, health.</w:t>
       </w:r>
     </w:p>
     <w:p>
@@ -2708,7 +2794,7 @@
                 <w:sz w:val="19"/>
                 <w:szCs w:val="19"/>
               </w:rPr>
-              <w:t>Sanctioned addresses carried</w:t>
+              <w:t>Sanctioned TRON addresses carried</w:t>
             </w:r>
           </w:p>
         </w:tc>
@@ -2733,7 +2819,7 @@
                 <w:sz w:val="19"/>
                 <w:szCs w:val="19"/>
               </w:rPr>
-              <w:t>202</w:t>
+              <w:t>334</w:t>
             </w:r>
           </w:p>
         </w:tc>
@@ -2758,7 +2844,7 @@
                 <w:sz w:val="19"/>
                 <w:szCs w:val="19"/>
               </w:rPr>
-              <w:t>OFAC SDN list, TRON entries</w:t>
+              <w:t>OFAC SDN list published 18 Sep 2026: every entry that decodes as a TRON address (254 TRX, 79 USDT, 1 XBT)</w:t>
             </w:r>
           </w:p>
         </w:tc>
@@ -2819,7 +2905,7 @@
                 <w:sz w:val="19"/>
                 <w:szCs w:val="19"/>
               </w:rPr>
-              <w:t>458</w:t>
+              <w:t>590</w:t>
             </w:r>
           </w:p>
         </w:tc>
@@ -2844,7 +2930,7 @@
                 <w:sz w:val="19"/>
                 <w:szCs w:val="19"/>
               </w:rPr>
-              <w:t>15 + 241 + 202, no overlaps</w:t>
+              <w:t>15 + 241 + 334, no overlaps</w:t>
             </w:r>
           </w:p>
         </w:tc>
@@ -2880,7 +2966,7 @@
                 <w:sz w:val="19"/>
                 <w:szCs w:val="19"/>
               </w:rPr>
-              <w:t>Real cases frozen with response hashes</w:t>
+              <w:t>Addresses screened on any chain</w:t>
             </w:r>
           </w:p>
         </w:tc>
@@ -2905,7 +2991,7 @@
                 <w:sz w:val="19"/>
                 <w:szCs w:val="19"/>
               </w:rPr>
-              <w:t>10</w:t>
+              <w:t>1,043 across 20 assets</w:t>
             </w:r>
           </w:p>
         </w:tc>
@@ -2930,7 +3016,7 @@
                 <w:sz w:val="19"/>
                 <w:szCs w:val="19"/>
               </w:rPr>
-              <w:t>data/demo-cases.json</w:t>
+              <w:t>The same list; screening, not tracing</w:t>
             </w:r>
           </w:p>
         </w:tc>
@@ -2966,7 +3052,7 @@
                 <w:sz w:val="19"/>
                 <w:szCs w:val="19"/>
               </w:rPr>
-              <w:t>Behavioural rules</w:t>
+              <w:t>Real cases frozen with response hashes</w:t>
             </w:r>
           </w:p>
         </w:tc>
@@ -2991,7 +3077,7 @@
                 <w:sz w:val="19"/>
                 <w:szCs w:val="19"/>
               </w:rPr>
-              <w:t>6</w:t>
+              <w:t>10</w:t>
             </w:r>
           </w:p>
         </w:tc>
@@ -3016,7 +3102,7 @@
                 <w:sz w:val="19"/>
                 <w:szCs w:val="19"/>
               </w:rPr>
-              <w:t>lib/risk.ts</w:t>
+              <w:t>data/demo-cases.json</w:t>
             </w:r>
           </w:p>
         </w:tc>
@@ -3052,6 +3138,92 @@
                 <w:sz w:val="19"/>
                 <w:szCs w:val="19"/>
               </w:rPr>
+              <w:t>Behavioural rules</w:t>
+            </w:r>
+          </w:p>
+        </w:tc>
+        <w:tc>
+          <w:tcPr>
+            <w:tcW w:w="1625" w:type="dxa"/>
+            <w:tcMar>
+              <w:top w:w="90" w:type="dxa"/>
+              <w:left w:w="120" w:type="dxa"/>
+              <w:bottom w:w="90" w:type="dxa"/>
+              <w:right w:w="120" w:type="dxa"/>
+            </w:tcMar>
+          </w:tcPr>
+          <w:p>
+            <w:pPr>
+              <w:spacing w:line="260" w:lineRule="auto"/>
+            </w:pPr>
+            <w:r>
+              <w:rPr>
+                <w:rFonts w:ascii="Segoe UI" w:eastAsia="Segoe UI" w:hAnsi="Segoe UI" w:cs="Segoe UI"/>
+                <w:color w:val="1A1A1A"/>
+                <w:sz w:val="19"/>
+                <w:szCs w:val="19"/>
+              </w:rPr>
+              <w:t>6</w:t>
+            </w:r>
+          </w:p>
+        </w:tc>
+        <w:tc>
+          <w:tcPr>
+            <w:tcW w:w="5054" w:type="dxa"/>
+            <w:tcMar>
+              <w:top w:w="90" w:type="dxa"/>
+              <w:left w:w="120" w:type="dxa"/>
+              <w:bottom w:w="90" w:type="dxa"/>
+              <w:right w:w="120" w:type="dxa"/>
+            </w:tcMar>
+          </w:tcPr>
+          <w:p>
+            <w:pPr>
+              <w:spacing w:line="260" w:lineRule="auto"/>
+            </w:pPr>
+            <w:r>
+              <w:rPr>
+                <w:rFonts w:ascii="Segoe UI" w:eastAsia="Segoe UI" w:hAnsi="Segoe UI" w:cs="Segoe UI"/>
+                <w:color w:val="1A1A1A"/>
+                <w:sz w:val="19"/>
+                <w:szCs w:val="19"/>
+              </w:rPr>
+              <w:t>lib/risk.ts</w:t>
+            </w:r>
+          </w:p>
+        </w:tc>
+      </w:tr>
+      <w:tr>
+        <w:tblPrEx>
+          <w:tblCellMar>
+            <w:top w:w="0" w:type="dxa"/>
+            <w:bottom w:w="0" w:type="dxa"/>
+          </w:tblCellMar>
+        </w:tblPrEx>
+        <w:trPr>
+          <w:cantSplit/>
+        </w:trPr>
+        <w:tc>
+          <w:tcPr>
+            <w:tcW w:w="2347" w:type="dxa"/>
+            <w:tcMar>
+              <w:top w:w="90" w:type="dxa"/>
+              <w:left w:w="120" w:type="dxa"/>
+              <w:bottom w:w="90" w:type="dxa"/>
+              <w:right w:w="120" w:type="dxa"/>
+            </w:tcMar>
+          </w:tcPr>
+          <w:p>
+            <w:pPr>
+              <w:spacing w:line="260" w:lineRule="auto"/>
+            </w:pPr>
+            <w:r>
+              <w:rPr>
+                <w:rFonts w:ascii="Segoe UI" w:eastAsia="Segoe UI" w:hAnsi="Segoe UI" w:cs="Segoe UI"/>
+                <w:color w:val="1A1A1A"/>
+                <w:sz w:val="19"/>
+                <w:szCs w:val="19"/>
+              </w:rPr>
               <w:t>API endpoints</w:t>
             </w:r>
           </w:p>
@@ -3077,7 +3249,7 @@
                 <w:sz w:val="19"/>
                 <w:szCs w:val="19"/>
               </w:rPr>
-              <w:t>6</w:t>
+              <w:t>7</w:t>
             </w:r>
           </w:p>
         </w:tc>
